--- a/server/templates/library/preventing-and-responding-to-violence-abuse-neglect-exploitation-and-discrimination-policy/template.docx
+++ b/server/templates/library/preventing-and-responding-to-violence-abuse-neglect-exploitation-and-discrimination-policy/template.docx
@@ -10401,7 +10401,7 @@
               <w:szCs w:val="16"/>
               <w:rtl w:val="0"/>
             </w:rPr>
-            <w:t>The Board of Spring 2 Health Pty Ltd</w:t>
+            <w:t>The Board of {org.legal_name}</w:t>
           </w:r>
           <w:r>
             <w:rPr>
@@ -10888,7 +10888,7 @@
         <w:szCs w:val="28"/>
         <w:rtl w:val="0"/>
       </w:rPr>
-      <w:t>Spring 2 Health ABN 71 665 820 986</w:t>
+      <w:t>{org.name} ABN {org.abn}</w:t>
     </w:r>
     <w:r>
       <w:rPr>

--- a/server/templates/library/preventing-and-responding-to-violence-abuse-neglect-exploitation-and-discrimination-policy/template.docx
+++ b/server/templates/library/preventing-and-responding-to-violence-abuse-neglect-exploitation-and-discrimination-policy/template.docx
@@ -10729,6 +10729,15 @@
 <w:hdr xmlns:mc="http://schemas.openxmlformats.org/markup-compatibility/2006" xmlns:o="urn:schemas-microsoft-com:office:office" xmlns:r="http://schemas.openxmlformats.org/officeDocument/2006/relationships" xmlns:m="http://schemas.openxmlformats.org/officeDocument/2006/math" xmlns:v="urn:schemas-microsoft-com:vml" xmlns:wp="http://schemas.openxmlformats.org/drawingml/2006/wordprocessingDrawing" xmlns:w10="urn:schemas-microsoft-com:office:word" xmlns:w="http://schemas.openxmlformats.org/wordprocessingml/2006/main" xmlns:wne="http://schemas.microsoft.com/office/word/2006/wordml" xmlns:sl="http://schemas.openxmlformats.org/schemaLibrary/2006/main" xmlns:a="http://schemas.openxmlformats.org/drawingml/2006/main" xmlns:pic="http://schemas.openxmlformats.org/drawingml/2006/picture" xmlns:c="http://schemas.openxmlformats.org/drawingml/2006/chart" xmlns:lc="http://schemas.openxmlformats.org/drawingml/2006/lockedCanvas" xmlns:dgm="http://schemas.openxmlformats.org/drawingml/2006/diagram" xmlns:wps="http://schemas.microsoft.com/office/word/2010/wordprocessingShape" xmlns:wpg="http://schemas.microsoft.com/office/word/2010/wordprocessingGroup" xmlns:w14="http://schemas.microsoft.com/office/word/2010/wordml" xmlns:w15="http://schemas.microsoft.com/office/word/2012/wordml">
   <w:p>
     <w:pPr>
+      <w:spacing w:before="0" w:after="80"/>
+      <w:jc w:val="left"/>
+    </w:pPr>
+    <w:r>
+      <w:t xml:space="preserve">{%org_logo}</w:t>
+    </w:r>
+  </w:p>
+  <w:p>
+    <w:pPr>
       <w:keepNext w:val="0"/>
       <w:keepLines w:val="0"/>
       <w:pageBreakBefore w:val="0"/>
@@ -10828,6 +10837,15 @@
 <w:hdr xmlns:mc="http://schemas.openxmlformats.org/markup-compatibility/2006" xmlns:o="urn:schemas-microsoft-com:office:office" xmlns:r="http://schemas.openxmlformats.org/officeDocument/2006/relationships" xmlns:m="http://schemas.openxmlformats.org/officeDocument/2006/math" xmlns:v="urn:schemas-microsoft-com:vml" xmlns:wp="http://schemas.openxmlformats.org/drawingml/2006/wordprocessingDrawing" xmlns:w10="urn:schemas-microsoft-com:office:word" xmlns:w="http://schemas.openxmlformats.org/wordprocessingml/2006/main" xmlns:wne="http://schemas.microsoft.com/office/word/2006/wordml" xmlns:sl="http://schemas.openxmlformats.org/schemaLibrary/2006/main" xmlns:a="http://schemas.openxmlformats.org/drawingml/2006/main" xmlns:pic="http://schemas.openxmlformats.org/drawingml/2006/picture" xmlns:c="http://schemas.openxmlformats.org/drawingml/2006/chart" xmlns:lc="http://schemas.openxmlformats.org/drawingml/2006/lockedCanvas" xmlns:dgm="http://schemas.openxmlformats.org/drawingml/2006/diagram" xmlns:wps="http://schemas.microsoft.com/office/word/2010/wordprocessingShape" xmlns:wpg="http://schemas.microsoft.com/office/word/2010/wordprocessingGroup" xmlns:w14="http://schemas.microsoft.com/office/word/2010/wordml" xmlns:w15="http://schemas.microsoft.com/office/word/2012/wordml">
   <w:p>
     <w:pPr>
+      <w:spacing w:before="0" w:after="80"/>
+      <w:jc w:val="left"/>
+    </w:pPr>
+    <w:r>
+      <w:t xml:space="preserve">{%org_logo}</w:t>
+    </w:r>
+  </w:p>
+  <w:p>
+    <w:pPr>
       <w:keepNext w:val="0"/>
       <w:keepLines w:val="0"/>
       <w:pageBreakBefore w:val="0"/>
@@ -10871,6 +10889,15 @@
 
 <file path=word/header3.xml><?xml version="1.0" encoding="utf-8"?>
 <w:hdr xmlns:mc="http://schemas.openxmlformats.org/markup-compatibility/2006" xmlns:o="urn:schemas-microsoft-com:office:office" xmlns:r="http://schemas.openxmlformats.org/officeDocument/2006/relationships" xmlns:m="http://schemas.openxmlformats.org/officeDocument/2006/math" xmlns:v="urn:schemas-microsoft-com:vml" xmlns:wp="http://schemas.openxmlformats.org/drawingml/2006/wordprocessingDrawing" xmlns:w10="urn:schemas-microsoft-com:office:word" xmlns:w="http://schemas.openxmlformats.org/wordprocessingml/2006/main" xmlns:wne="http://schemas.microsoft.com/office/word/2006/wordml" xmlns:sl="http://schemas.openxmlformats.org/schemaLibrary/2006/main" xmlns:a="http://schemas.openxmlformats.org/drawingml/2006/main" xmlns:pic="http://schemas.openxmlformats.org/drawingml/2006/picture" xmlns:c="http://schemas.openxmlformats.org/drawingml/2006/chart" xmlns:lc="http://schemas.openxmlformats.org/drawingml/2006/lockedCanvas" xmlns:dgm="http://schemas.openxmlformats.org/drawingml/2006/diagram" xmlns:wps="http://schemas.microsoft.com/office/word/2010/wordprocessingShape" xmlns:wpg="http://schemas.microsoft.com/office/word/2010/wordprocessingGroup" xmlns:w14="http://schemas.microsoft.com/office/word/2010/wordml" xmlns:w15="http://schemas.microsoft.com/office/word/2012/wordml">
+  <w:p>
+    <w:pPr>
+      <w:spacing w:before="0" w:after="80"/>
+      <w:jc w:val="left"/>
+    </w:pPr>
+    <w:r>
+      <w:t xml:space="preserve">{%org_logo}</w:t>
+    </w:r>
+  </w:p>
   <w:p>
     <w:pPr>
       <w:pageBreakBefore w:val="0"/>

--- a/server/templates/library/preventing-and-responding-to-violence-abuse-neglect-exploitation-and-discrimination-policy/template.docx
+++ b/server/templates/library/preventing-and-responding-to-violence-abuse-neglect-exploitation-and-discrimination-policy/template.docx
@@ -132,14 +132,7 @@
           <w:color w:val="000000"/>
           <w:rtl w:val="0"/>
         </w:rPr>
-        <w:t xml:space="preserve"> is committed to ensuring that </w:t>
-      </w:r>
-      <w:r>
-        <w:rPr>
-          <w:color w:val="000000"/>
-          <w:rtl w:val="0"/>
-        </w:rPr>
-        <w:t xml:space="preserve">each participant accesses </w:t>
+        <w:t xml:space="preserve"> is committed to ensuring that each participant accesses </w:t>
       </w:r>
       <w:r>
         <w:rPr>
@@ -209,11 +202,6 @@
         </w:rPr>
         <w:t>In this regard, {org.name} aims to demonstrate each of the following quality indicators through the application of this Policy and the relevant systems, procedures, workflows and other strategies referred to in this Policy and the Related Documentation:</w:t>
       </w:r>
-      <w:r>
-        <w:rPr>
-          <w:rtl w:val="0"/>
-        </w:rPr>
-      </w:r>
     </w:p>
     <w:p>
       <w:pPr>
@@ -365,11 +353,6 @@
           <w:rtl w:val="0"/>
         </w:rPr>
         <w:t>The relevant persons specified in the column corresponding to a procedure described in this Policy have the responsibility to implement the relevant systems, procedures, workflows and other strategies referred to in the relevant procedure.</w:t>
-      </w:r>
-      <w:r>
-        <w:rPr>
-          <w:rtl w:val="0"/>
-        </w:rPr>
       </w:r>
     </w:p>
     <w:p>
@@ -1544,13 +1527,7 @@
         <w:rPr>
           <w:rtl w:val="0"/>
         </w:rPr>
-        <w:t xml:space="preserve"> is any form of forced or unwanted sexual activity. The perpetrator of sexual abuse may use physical force, make threats or take advantage of a person unable to give consent.</w:t>
-      </w:r>
-      <w:r>
-        <w:rPr>
-          <w:rtl w:val="0"/>
-        </w:rPr>
-        <w:t xml:space="preserve"> Sexual activity includes intercourse, genital manipulation, masturbation, voyeurism, sexual harassment, and also inappropriate exposure to pornographic media.</w:t>
+        <w:t xml:space="preserve"> is any form of forced or unwanted sexual activity. The perpetrator of sexual abuse may use physical force, make threats or take advantage of a person unable to give consent. Sexual activity includes intercourse, genital manipulation, masturbation, voyeurism, sexual harassment, and also inappropriate exposure to pornographic media.</w:t>
       </w:r>
     </w:p>
     <w:p>
@@ -1948,11 +1925,6 @@
         </w:rPr>
         <w:t>Discrimination</w:t>
       </w:r>
-      <w:r>
-        <w:rPr>
-          <w:rtl w:val="0"/>
-        </w:rPr>
-      </w:r>
     </w:p>
     <w:p>
       <w:pPr>
@@ -3082,7 +3054,7 @@
           <w:vertAlign w:val="baseline"/>
           <w:rtl w:val="0"/>
         </w:rPr>
-        <w:t xml:space="preserve">The Policy is supported by the following Procedures which are intended to clarify the responsibilities of the board, Principal, Key Management Personnel and other Workers and make explicit the underlying principles of the Policy. The Procedures work together dynamically and are relevant to all parts of </w:t>
+        <w:t xml:space="preserve">The Policy is supported by the following Procedures which are intended to clarify the responsibilities of Principal, Key Management Personnel and other Workers and make explicit the underlying principles of the Policy. The Procedures work together dynamically and are relevant to all parts of </w:t>
       </w:r>
       <w:r>
         <w:rPr>
@@ -3491,21 +3463,7 @@
                 <w:rFonts w:ascii="Arial" w:cs="Arial" w:eastAsia="Arial" w:hAnsi="Arial"/>
                 <w:rtl w:val="0"/>
               </w:rPr>
-              <w:t>Gain the Client’s consent to the level of involvement that other people such as the Client’s family, carers, chosen community or advocate have at the client assessment or support planning stage (prior to the provision of supports) in planning and decision making about the Client’s life and how they choose to live it including decisions about services and supports, especially where {org.name}</w:t>
-            </w:r>
-            <w:r>
-              <w:rPr>
-                <w:rFonts w:ascii="Arial" w:cs="Arial" w:eastAsia="Arial" w:hAnsi="Arial"/>
-                <w:rtl w:val="0"/>
-              </w:rPr>
-              <w:t xml:space="preserve"> has knowledge that</w:t>
-            </w:r>
-            <w:r>
-              <w:rPr>
-                <w:rFonts w:ascii="Arial" w:cs="Arial" w:eastAsia="Arial" w:hAnsi="Arial"/>
-                <w:rtl w:val="0"/>
-              </w:rPr>
-              <w:t xml:space="preserve"> there is a history of violence, abuse, neglect, exploitation and discrimination.</w:t>
+              <w:t xml:space="preserve">Gain the Client’s consent to the level of involvement that other people such as the Client’s family, carers, chosen community or advocate have at the client assessment or support planning stage (prior to the provision of supports) in planning and decision making about the Client’s life and how they choose to live it including decisions about services and supports, especially where {org.name} has knowledge that there is a history of violence, abuse, neglect, exploitation and discrimination.</w:t>
             </w:r>
             <w:r>
               <w:rPr>
@@ -5188,12 +5146,7 @@
         <w:rPr>
           <w:rtl w:val="0"/>
         </w:rPr>
-        <w:t>The Board of {org.legal_name}</w:t>
-      </w:r>
-      <w:r>
-        <w:rPr>
-          <w:rtl w:val="0"/>
-        </w:rPr>
+        <w:t>{org.signatory.name}, Director of {org.legal_name}</w:t>
       </w:r>
     </w:p>
     <w:p>
@@ -8439,23 +8392,7 @@
           <w:vertAlign w:val="baseline"/>
           <w:rtl w:val="0"/>
         </w:rPr>
-        <w:t>person</w:t>
-      </w:r>
-      <w:r>
-        <w:rPr>
-          <w:rFonts w:ascii="Arial" w:cs="Arial" w:eastAsia="Arial" w:hAnsi="Arial"/>
-          <w:b w:val="0"/>
-          <w:i w:val="0"/>
-          <w:smallCaps w:val="0"/>
-          <w:strike w:val="0"/>
-          <w:color w:val="000000"/>
-          <w:sz w:val="20"/>
-          <w:szCs w:val="20"/>
-          <w:u w:val="none"/>
-          <w:vertAlign w:val="baseline"/>
-          <w:rtl w:val="0"/>
-        </w:rPr>
-        <w:t xml:space="preserve"> is persistently denied outings and activities due to a lack of funds.</w:t>
+        <w:t xml:space="preserve">person is persistently denied outings and activities due to a lack of funds.</w:t>
       </w:r>
     </w:p>
     <w:p>
@@ -9121,23 +9058,7 @@
           <w:vertAlign w:val="baseline"/>
           <w:rtl w:val="0"/>
         </w:rPr>
-        <w:t>person</w:t>
-      </w:r>
-      <w:r>
-        <w:rPr>
-          <w:rFonts w:ascii="Arial" w:cs="Arial" w:eastAsia="Arial" w:hAnsi="Arial"/>
-          <w:b w:val="0"/>
-          <w:i w:val="0"/>
-          <w:smallCaps w:val="0"/>
-          <w:strike w:val="0"/>
-          <w:color w:val="000000"/>
-          <w:sz w:val="20"/>
-          <w:szCs w:val="20"/>
-          <w:u w:val="none"/>
-          <w:vertAlign w:val="baseline"/>
-          <w:rtl w:val="0"/>
-        </w:rPr>
-        <w:t xml:space="preserve"> refuses part of their service support due to feeling uncomfortable with particular staff members.</w:t>
+        <w:t xml:space="preserve">person refuses part of their service support due to feeling uncomfortable with particular staff members.</w:t>
       </w:r>
     </w:p>
     <w:p>
@@ -9967,23 +9888,7 @@
           <w:vertAlign w:val="baseline"/>
           <w:rtl w:val="0"/>
         </w:rPr>
-        <w:t>person</w:t>
-      </w:r>
-      <w:r>
-        <w:rPr>
-          <w:rFonts w:ascii="Arial" w:cs="Arial" w:eastAsia="Arial" w:hAnsi="Arial"/>
-          <w:b w:val="0"/>
-          <w:i w:val="0"/>
-          <w:smallCaps w:val="0"/>
-          <w:strike w:val="0"/>
-          <w:color w:val="000000"/>
-          <w:sz w:val="20"/>
-          <w:szCs w:val="20"/>
-          <w:u w:val="none"/>
-          <w:vertAlign w:val="baseline"/>
-          <w:rtl w:val="0"/>
-        </w:rPr>
-        <w:t xml:space="preserve"> is persistently denied opportunities to socialise with others in the community.</w:t>
+        <w:t xml:space="preserve">person is persistently denied opportunities to socialise with others in the community.</w:t>
       </w:r>
     </w:p>
     <w:p>
@@ -10069,11 +9974,6 @@
         </w:rPr>
         <w:t>Legislation, Rules, Guidelines and Policies apply to this Policy and Related Documentation as set out in the Legislation Register.</w:t>
       </w:r>
-      <w:r>
-        <w:rPr>
-          <w:rtl w:val="0"/>
-        </w:rPr>
-      </w:r>
     </w:p>
     <w:p>
       <w:pPr>
@@ -10149,12 +10049,7 @@
         <w:rPr>
           <w:rtl w:val="0"/>
         </w:rPr>
-        <w:t>The Board of {org.legal_name}</w:t>
-      </w:r>
-      <w:r>
-        <w:rPr>
-          <w:rtl w:val="0"/>
-        </w:rPr>
+        <w:t>{org.signatory.name}, Director of {org.legal_name}</w:t>
       </w:r>
     </w:p>
     <w:p>
@@ -10216,11 +10111,6 @@
           <w:rtl w:val="0"/>
         </w:rPr>
         <w:t>1</w:t>
-      </w:r>
-      <w:r>
-        <w:rPr>
-          <w:rtl w:val="0"/>
-        </w:rPr>
       </w:r>
     </w:p>
     <w:p>

--- a/server/templates/library/preventing-and-responding-to-violence-abuse-neglect-exploitation-and-discrimination-policy/template.docx
+++ b/server/templates/library/preventing-and-responding-to-violence-abuse-neglect-exploitation-and-discrimination-policy/template.docx
@@ -132,7 +132,14 @@
           <w:color w:val="000000"/>
           <w:rtl w:val="0"/>
         </w:rPr>
-        <w:t xml:space="preserve"> is committed to ensuring that each participant accesses </w:t>
+        <w:t xml:space="preserve"> is committed to ensuring that </w:t>
+      </w:r>
+      <w:r>
+        <w:rPr>
+          <w:color w:val="000000"/>
+          <w:rtl w:val="0"/>
+        </w:rPr>
+        <w:t xml:space="preserve">each participant accesses </w:t>
       </w:r>
       <w:r>
         <w:rPr>
@@ -202,6 +209,11 @@
         </w:rPr>
         <w:t>In this regard, {org.name} aims to demonstrate each of the following quality indicators through the application of this Policy and the relevant systems, procedures, workflows and other strategies referred to in this Policy and the Related Documentation:</w:t>
       </w:r>
+      <w:r>
+        <w:rPr>
+          <w:rtl w:val="0"/>
+        </w:rPr>
+      </w:r>
     </w:p>
     <w:p>
       <w:pPr>
@@ -353,6 +365,11 @@
           <w:rtl w:val="0"/>
         </w:rPr>
         <w:t>The relevant persons specified in the column corresponding to a procedure described in this Policy have the responsibility to implement the relevant systems, procedures, workflows and other strategies referred to in the relevant procedure.</w:t>
+      </w:r>
+      <w:r>
+        <w:rPr>
+          <w:rtl w:val="0"/>
+        </w:rPr>
       </w:r>
     </w:p>
     <w:p>
@@ -1527,7 +1544,13 @@
         <w:rPr>
           <w:rtl w:val="0"/>
         </w:rPr>
-        <w:t xml:space="preserve"> is any form of forced or unwanted sexual activity. The perpetrator of sexual abuse may use physical force, make threats or take advantage of a person unable to give consent. Sexual activity includes intercourse, genital manipulation, masturbation, voyeurism, sexual harassment, and also inappropriate exposure to pornographic media.</w:t>
+        <w:t xml:space="preserve"> is any form of forced or unwanted sexual activity. The perpetrator of sexual abuse may use physical force, make threats or take advantage of a person unable to give consent.</w:t>
+      </w:r>
+      <w:r>
+        <w:rPr>
+          <w:rtl w:val="0"/>
+        </w:rPr>
+        <w:t xml:space="preserve"> Sexual activity includes intercourse, genital manipulation, masturbation, voyeurism, sexual harassment, and also inappropriate exposure to pornographic media.</w:t>
       </w:r>
     </w:p>
     <w:p>
@@ -1925,6 +1948,11 @@
         </w:rPr>
         <w:t>Discrimination</w:t>
       </w:r>
+      <w:r>
+        <w:rPr>
+          <w:rtl w:val="0"/>
+        </w:rPr>
+      </w:r>
     </w:p>
     <w:p>
       <w:pPr>
@@ -3054,7 +3082,7 @@
           <w:vertAlign w:val="baseline"/>
           <w:rtl w:val="0"/>
         </w:rPr>
-        <w:t xml:space="preserve">The Policy is supported by the following Procedures which are intended to clarify the responsibilities of Principal, Key Management Personnel and other Workers and make explicit the underlying principles of the Policy. The Procedures work together dynamically and are relevant to all parts of </w:t>
+        <w:t xml:space="preserve">The Policy is supported by the following Procedures which are intended to clarify the responsibilities of the board, Principal, Key Management Personnel and other Workers and make explicit the underlying principles of the Policy. The Procedures work together dynamically and are relevant to all parts of </w:t>
       </w:r>
       <w:r>
         <w:rPr>
@@ -3463,7 +3491,21 @@
                 <w:rFonts w:ascii="Arial" w:cs="Arial" w:eastAsia="Arial" w:hAnsi="Arial"/>
                 <w:rtl w:val="0"/>
               </w:rPr>
-              <w:t xml:space="preserve">Gain the Client’s consent to the level of involvement that other people such as the Client’s family, carers, chosen community or advocate have at the client assessment or support planning stage (prior to the provision of supports) in planning and decision making about the Client’s life and how they choose to live it including decisions about services and supports, especially where {org.name} has knowledge that there is a history of violence, abuse, neglect, exploitation and discrimination.</w:t>
+              <w:t>Gain the Client’s consent to the level of involvement that other people such as the Client’s family, carers, chosen community or advocate have at the client assessment or support planning stage (prior to the provision of supports) in planning and decision making about the Client’s life and how they choose to live it including decisions about services and supports, especially where {org.name}</w:t>
+            </w:r>
+            <w:r>
+              <w:rPr>
+                <w:rFonts w:ascii="Arial" w:cs="Arial" w:eastAsia="Arial" w:hAnsi="Arial"/>
+                <w:rtl w:val="0"/>
+              </w:rPr>
+              <w:t xml:space="preserve"> has knowledge that</w:t>
+            </w:r>
+            <w:r>
+              <w:rPr>
+                <w:rFonts w:ascii="Arial" w:cs="Arial" w:eastAsia="Arial" w:hAnsi="Arial"/>
+                <w:rtl w:val="0"/>
+              </w:rPr>
+              <w:t xml:space="preserve"> there is a history of violence, abuse, neglect, exploitation and discrimination.</w:t>
             </w:r>
             <w:r>
               <w:rPr>
@@ -5146,7 +5188,12 @@
         <w:rPr>
           <w:rtl w:val="0"/>
         </w:rPr>
-        <w:t>{org.signatory.name}, Director of {org.legal_name}</w:t>
+        <w:t>The Board of {org.legal_name}</w:t>
+      </w:r>
+      <w:r>
+        <w:rPr>
+          <w:rtl w:val="0"/>
+        </w:rPr>
       </w:r>
     </w:p>
     <w:p>
@@ -8392,7 +8439,23 @@
           <w:vertAlign w:val="baseline"/>
           <w:rtl w:val="0"/>
         </w:rPr>
-        <w:t xml:space="preserve">person is persistently denied outings and activities due to a lack of funds.</w:t>
+        <w:t>person</w:t>
+      </w:r>
+      <w:r>
+        <w:rPr>
+          <w:rFonts w:ascii="Arial" w:cs="Arial" w:eastAsia="Arial" w:hAnsi="Arial"/>
+          <w:b w:val="0"/>
+          <w:i w:val="0"/>
+          <w:smallCaps w:val="0"/>
+          <w:strike w:val="0"/>
+          <w:color w:val="000000"/>
+          <w:sz w:val="20"/>
+          <w:szCs w:val="20"/>
+          <w:u w:val="none"/>
+          <w:vertAlign w:val="baseline"/>
+          <w:rtl w:val="0"/>
+        </w:rPr>
+        <w:t xml:space="preserve"> is persistently denied outings and activities due to a lack of funds.</w:t>
       </w:r>
     </w:p>
     <w:p>
@@ -9058,7 +9121,23 @@
           <w:vertAlign w:val="baseline"/>
           <w:rtl w:val="0"/>
         </w:rPr>
-        <w:t xml:space="preserve">person refuses part of their service support due to feeling uncomfortable with particular staff members.</w:t>
+        <w:t>person</w:t>
+      </w:r>
+      <w:r>
+        <w:rPr>
+          <w:rFonts w:ascii="Arial" w:cs="Arial" w:eastAsia="Arial" w:hAnsi="Arial"/>
+          <w:b w:val="0"/>
+          <w:i w:val="0"/>
+          <w:smallCaps w:val="0"/>
+          <w:strike w:val="0"/>
+          <w:color w:val="000000"/>
+          <w:sz w:val="20"/>
+          <w:szCs w:val="20"/>
+          <w:u w:val="none"/>
+          <w:vertAlign w:val="baseline"/>
+          <w:rtl w:val="0"/>
+        </w:rPr>
+        <w:t xml:space="preserve"> refuses part of their service support due to feeling uncomfortable with particular staff members.</w:t>
       </w:r>
     </w:p>
     <w:p>
@@ -9888,7 +9967,23 @@
           <w:vertAlign w:val="baseline"/>
           <w:rtl w:val="0"/>
         </w:rPr>
-        <w:t xml:space="preserve">person is persistently denied opportunities to socialise with others in the community.</w:t>
+        <w:t>person</w:t>
+      </w:r>
+      <w:r>
+        <w:rPr>
+          <w:rFonts w:ascii="Arial" w:cs="Arial" w:eastAsia="Arial" w:hAnsi="Arial"/>
+          <w:b w:val="0"/>
+          <w:i w:val="0"/>
+          <w:smallCaps w:val="0"/>
+          <w:strike w:val="0"/>
+          <w:color w:val="000000"/>
+          <w:sz w:val="20"/>
+          <w:szCs w:val="20"/>
+          <w:u w:val="none"/>
+          <w:vertAlign w:val="baseline"/>
+          <w:rtl w:val="0"/>
+        </w:rPr>
+        <w:t xml:space="preserve"> is persistently denied opportunities to socialise with others in the community.</w:t>
       </w:r>
     </w:p>
     <w:p>
@@ -9974,6 +10069,11 @@
         </w:rPr>
         <w:t>Legislation, Rules, Guidelines and Policies apply to this Policy and Related Documentation as set out in the Legislation Register.</w:t>
       </w:r>
+      <w:r>
+        <w:rPr>
+          <w:rtl w:val="0"/>
+        </w:rPr>
+      </w:r>
     </w:p>
     <w:p>
       <w:pPr>
@@ -10049,7 +10149,12 @@
         <w:rPr>
           <w:rtl w:val="0"/>
         </w:rPr>
-        <w:t>{org.signatory.name}, Director of {org.legal_name}</w:t>
+        <w:t>The Board of {org.legal_name}</w:t>
+      </w:r>
+      <w:r>
+        <w:rPr>
+          <w:rtl w:val="0"/>
+        </w:rPr>
       </w:r>
     </w:p>
     <w:p>
@@ -10111,6 +10216,11 @@
           <w:rtl w:val="0"/>
         </w:rPr>
         <w:t>1</w:t>
+      </w:r>
+      <w:r>
+        <w:rPr>
+          <w:rtl w:val="0"/>
+        </w:rPr>
       </w:r>
     </w:p>
     <w:p>
